--- a/notes/milestone 1 and 2.docx
+++ b/notes/milestone 1 and 2.docx
@@ -2,6 +2,91 @@
 <file path=word/document.xml><?xml version="1.0" encoding="utf-8"?>
 <w:document xmlns:wpc="http://schemas.microsoft.com/office/word/2010/wordprocessingCanvas" xmlns:cx="http://schemas.microsoft.com/office/drawing/2014/chartex" xmlns:cx1="http://schemas.microsoft.com/office/drawing/2015/9/8/chartex" xmlns:cx2="http://schemas.microsoft.com/office/drawing/2015/10/21/chartex" xmlns:cx3="http://schemas.microsoft.com/office/drawing/2016/5/9/chartex" xmlns:cx4="http://schemas.microsoft.com/office/drawing/2016/5/10/chartex" xmlns:cx5="http://schemas.microsoft.com/office/drawing/2016/5/11/chartex" xmlns:cx6="http://schemas.microsoft.com/office/drawing/2016/5/12/chartex" xmlns:cx7="http://schemas.microsoft.com/office/drawing/2016/5/13/chartex" xmlns:cx8="http://schemas.microsoft.com/office/drawing/2016/5/14/chartex" xmlns:mc="http://schemas.openxmlformats.org/markup-compatibility/2006" xmlns:aink="http://schemas.microsoft.com/office/drawing/2016/ink" xmlns:am3d="http://schemas.microsoft.com/office/drawing/2017/model3d" xmlns:o="urn:schemas-microsoft-com:office:office" xmlns:oel="http://schemas.microsoft.com/office/2019/extlst" xmlns:r="http://schemas.openxmlformats.org/officeDocument/2006/relationships" xmlns:m="http://schemas.openxmlformats.org/officeDocument/2006/math" xmlns:v="urn:schemas-microsoft-com:vml" xmlns:wp14="http://schemas.microsoft.com/office/word/2010/wordprocessingDrawing" xmlns:wp="http://schemas.openxmlformats.org/drawingml/2006/wordprocessingDrawing" xmlns:w10="urn:schemas-microsoft-com:office:word" xmlns:w="http://schemas.openxmlformats.org/wordprocessingml/2006/main" xmlns:w14="http://schemas.microsoft.com/office/word/2010/wordml" xmlns:w15="http://schemas.microsoft.com/office/word/2012/wordml" xmlns:w16cex="http://schemas.microsoft.com/office/word/2018/wordml/cex" xmlns:w16cid="http://schemas.microsoft.com/office/word/2016/wordml/cid" xmlns:w16="http://schemas.microsoft.com/office/word/2018/wordml" xmlns:w16du="http://schemas.microsoft.com/office/word/2023/wordml/word16du" xmlns:w16sdtdh="http://schemas.microsoft.com/office/word/2020/wordml/sdtdatahash" xmlns:w16sdtfl="http://schemas.microsoft.com/office/word/2024/wordml/sdtformatlock" xmlns:w16se="http://schemas.microsoft.com/office/word/2015/wordml/symex" xmlns:wpg="http://schemas.microsoft.com/office/word/2010/wordprocessingGroup" xmlns:wpi="http://schemas.microsoft.com/office/word/2010/wordprocessingInk" xmlns:wne="http://schemas.microsoft.com/office/word/2006/wordml" xmlns:wps="http://schemas.microsoft.com/office/word/2010/wordprocessingShape" mc:Ignorable="w14 w15 w16se w16cid w16 w16cex w16sdtdh w16sdtfl w16du wp14">
   <w:body>
+    <w:p>
+      <w:pPr>
+        <w:rPr>
+          <w:b/>
+          <w:bCs/>
+        </w:rPr>
+      </w:pPr>
+      <w:r>
+        <w:rPr>
+          <w:b/>
+          <w:bCs/>
+        </w:rPr>
+        <w:t xml:space="preserve">Backend: </w:t>
+      </w:r>
+      <w:r>
+        <w:rPr>
+          <w:b/>
+          <w:bCs/>
+        </w:rPr>
+        <w:t>node server.js</w:t>
+      </w:r>
+    </w:p>
+    <w:p>
+      <w:pPr>
+        <w:rPr>
+          <w:b/>
+          <w:bCs/>
+        </w:rPr>
+      </w:pPr>
+      <w:r>
+        <w:rPr>
+          <w:b/>
+          <w:bCs/>
+        </w:rPr>
+        <w:t xml:space="preserve">flutter </w:t>
+      </w:r>
+      <w:proofErr w:type="gramStart"/>
+      <w:r>
+        <w:rPr>
+          <w:b/>
+          <w:bCs/>
+        </w:rPr>
+        <w:t>run</w:t>
+      </w:r>
+      <w:proofErr w:type="gramEnd"/>
+    </w:p>
+    <w:p>
+      <w:pPr>
+        <w:rPr>
+          <w:b/>
+          <w:bCs/>
+        </w:rPr>
+      </w:pPr>
+      <w:r>
+        <w:rPr>
+          <w:b/>
+          <w:bCs/>
+        </w:rPr>
+        <w:t xml:space="preserve">Dash Board: </w:t>
+      </w:r>
+      <w:proofErr w:type="spellStart"/>
+      <w:r>
+        <w:rPr>
+          <w:b/>
+          <w:bCs/>
+        </w:rPr>
+        <w:t>npm</w:t>
+      </w:r>
+      <w:proofErr w:type="spellEnd"/>
+      <w:r>
+        <w:rPr>
+          <w:b/>
+          <w:bCs/>
+        </w:rPr>
+        <w:t xml:space="preserve"> run dev</w:t>
+      </w:r>
+    </w:p>
+    <w:p>
+      <w:pPr>
+        <w:rPr>
+          <w:b/>
+          <w:bCs/>
+        </w:rPr>
+      </w:pPr>
+    </w:p>
     <w:p>
       <w:pPr>
         <w:rPr>
@@ -69,7 +154,7 @@
     <w:p>
       <w:r>
         <w:pict w14:anchorId="5AF4EFC3">
-          <v:rect id="_x0000_i1764" style="width:0;height:1.5pt" o:hralign="center" o:hrstd="t" o:hr="t" fillcolor="#a0a0a0" stroked="f"/>
+          <v:rect id="_x0000_i1025" style="width:0;height:1.5pt" o:hralign="center" o:hrstd="t" o:hr="t" fillcolor="#a0a0a0" stroked="f"/>
         </w:pict>
       </w:r>
     </w:p>
@@ -216,7 +301,7 @@
     <w:p>
       <w:r>
         <w:pict w14:anchorId="019EFC63">
-          <v:rect id="_x0000_i1765" style="width:0;height:1.5pt" o:hralign="center" o:hrstd="t" o:hr="t" fillcolor="#a0a0a0" stroked="f"/>
+          <v:rect id="_x0000_i1026" style="width:0;height:1.5pt" o:hralign="center" o:hrstd="t" o:hr="t" fillcolor="#a0a0a0" stroked="f"/>
         </w:pict>
       </w:r>
     </w:p>
@@ -333,6 +418,7 @@
         </w:numPr>
       </w:pPr>
       <w:r>
+        <w:lastRenderedPageBreak/>
         <w:t>GET /</w:t>
       </w:r>
       <w:proofErr w:type="spellStart"/>
@@ -409,7 +495,6 @@
         </w:numPr>
       </w:pPr>
       <w:r>
-        <w:lastRenderedPageBreak/>
         <w:t>GET /</w:t>
       </w:r>
       <w:proofErr w:type="spellStart"/>
@@ -424,7 +509,7 @@
     <w:p>
       <w:r>
         <w:pict w14:anchorId="4B450EB2">
-          <v:rect id="_x0000_i1766" style="width:0;height:1.5pt" o:hralign="center" o:hrstd="t" o:hr="t" fillcolor="#a0a0a0" stroked="f"/>
+          <v:rect id="_x0000_i1027" style="width:0;height:1.5pt" o:hralign="center" o:hrstd="t" o:hr="t" fillcolor="#a0a0a0" stroked="f"/>
         </w:pict>
       </w:r>
     </w:p>
@@ -559,7 +644,7 @@
     <w:p>
       <w:r>
         <w:pict w14:anchorId="3351AD5D">
-          <v:rect id="_x0000_i1767" style="width:0;height:1.5pt" o:hralign="center" o:hrstd="t" o:hr="t" fillcolor="#a0a0a0" stroked="f"/>
+          <v:rect id="_x0000_i1028" style="width:0;height:1.5pt" o:hralign="center" o:hrstd="t" o:hr="t" fillcolor="#a0a0a0" stroked="f"/>
         </w:pict>
       </w:r>
     </w:p>
@@ -663,7 +748,7 @@
     <w:p>
       <w:r>
         <w:pict w14:anchorId="5F74A0E6">
-          <v:rect id="_x0000_i1768" style="width:0;height:1.5pt" o:hralign="center" o:hrstd="t" o:hr="t" fillcolor="#a0a0a0" stroked="f"/>
+          <v:rect id="_x0000_i1029" style="width:0;height:1.5pt" o:hralign="center" o:hrstd="t" o:hr="t" fillcolor="#a0a0a0" stroked="f"/>
         </w:pict>
       </w:r>
     </w:p>
@@ -729,7 +814,7 @@
     <w:p>
       <w:r>
         <w:pict w14:anchorId="184D88C6">
-          <v:rect id="_x0000_i1769" style="width:0;height:1.5pt" o:hralign="center" o:hrstd="t" o:hr="t" fillcolor="#a0a0a0" stroked="f"/>
+          <v:rect id="_x0000_i1030" style="width:0;height:1.5pt" o:hralign="center" o:hrstd="t" o:hr="t" fillcolor="#a0a0a0" stroked="f"/>
         </w:pict>
       </w:r>
     </w:p>
@@ -1055,7 +1140,7 @@
     <w:p>
       <w:r>
         <w:pict w14:anchorId="7184D903">
-          <v:rect id="_x0000_i1770" style="width:0;height:1.5pt" o:hralign="center" o:hrstd="t" o:hr="t" fillcolor="#a0a0a0" stroked="f"/>
+          <v:rect id="_x0000_i1031" style="width:0;height:1.5pt" o:hralign="center" o:hrstd="t" o:hr="t" fillcolor="#a0a0a0" stroked="f"/>
         </w:pict>
       </w:r>
     </w:p>
@@ -1106,7 +1191,7 @@
     <w:p>
       <w:r>
         <w:pict w14:anchorId="10863411">
-          <v:rect id="_x0000_i1771" style="width:0;height:1.5pt" o:hralign="center" o:hrstd="t" o:hr="t" fillcolor="#a0a0a0" stroked="f"/>
+          <v:rect id="_x0000_i1032" style="width:0;height:1.5pt" o:hralign="center" o:hrstd="t" o:hr="t" fillcolor="#a0a0a0" stroked="f"/>
         </w:pict>
       </w:r>
     </w:p>
@@ -1192,7 +1277,7 @@
     <w:p>
       <w:r>
         <w:pict w14:anchorId="078819EA">
-          <v:rect id="_x0000_i1772" style="width:0;height:1.5pt" o:hralign="center" o:hrstd="t" o:hr="t" fillcolor="#a0a0a0" stroked="f"/>
+          <v:rect id="_x0000_i1033" style="width:0;height:1.5pt" o:hralign="center" o:hrstd="t" o:hr="t" fillcolor="#a0a0a0" stroked="f"/>
         </w:pict>
       </w:r>
     </w:p>
@@ -1466,7 +1551,7 @@
     <w:p>
       <w:r>
         <w:pict w14:anchorId="0B56E028">
-          <v:rect id="_x0000_i1773" style="width:0;height:1.5pt" o:hralign="center" o:hrstd="t" o:hr="t" fillcolor="#a0a0a0" stroked="f"/>
+          <v:rect id="_x0000_i1034" style="width:0;height:1.5pt" o:hralign="center" o:hrstd="t" o:hr="t" fillcolor="#a0a0a0" stroked="f"/>
         </w:pict>
       </w:r>
     </w:p>
@@ -2256,7 +2341,7 @@
     <w:p>
       <w:r>
         <w:pict w14:anchorId="1EE21036">
-          <v:rect id="_x0000_i1774" style="width:0;height:1.5pt" o:hralign="center" o:hrstd="t" o:hr="t" fillcolor="#a0a0a0" stroked="f"/>
+          <v:rect id="_x0000_i1035" style="width:0;height:1.5pt" o:hralign="center" o:hrstd="t" o:hr="t" fillcolor="#a0a0a0" stroked="f"/>
         </w:pict>
       </w:r>
     </w:p>
@@ -2379,7 +2464,7 @@
     <w:p>
       <w:r>
         <w:pict w14:anchorId="6194AB80">
-          <v:rect id="_x0000_i1775" style="width:0;height:1.5pt" o:hralign="center" o:hrstd="t" o:hr="t" fillcolor="#a0a0a0" stroked="f"/>
+          <v:rect id="_x0000_i1036" style="width:0;height:1.5pt" o:hralign="center" o:hrstd="t" o:hr="t" fillcolor="#a0a0a0" stroked="f"/>
         </w:pict>
       </w:r>
     </w:p>
@@ -2478,7 +2563,7 @@
     <w:p>
       <w:r>
         <w:pict w14:anchorId="1F843D12">
-          <v:rect id="_x0000_i1776" style="width:0;height:1.5pt" o:hralign="center" o:hrstd="t" o:hr="t" fillcolor="#a0a0a0" stroked="f"/>
+          <v:rect id="_x0000_i1037" style="width:0;height:1.5pt" o:hralign="center" o:hrstd="t" o:hr="t" fillcolor="#a0a0a0" stroked="f"/>
         </w:pict>
       </w:r>
     </w:p>
@@ -2530,7 +2615,7 @@
     <w:p>
       <w:r>
         <w:pict w14:anchorId="2F27A0C6">
-          <v:rect id="_x0000_i1777" style="width:0;height:1.5pt" o:hralign="center" o:hrstd="t" o:hr="t" fillcolor="#a0a0a0" stroked="f"/>
+          <v:rect id="_x0000_i1038" style="width:0;height:1.5pt" o:hralign="center" o:hrstd="t" o:hr="t" fillcolor="#a0a0a0" stroked="f"/>
         </w:pict>
       </w:r>
     </w:p>
@@ -2652,7 +2737,7 @@
     <w:p>
       <w:r>
         <w:pict w14:anchorId="1E4F9F7A">
-          <v:rect id="_x0000_i1778" style="width:0;height:1.5pt" o:hralign="center" o:hrstd="t" o:hr="t" fillcolor="#a0a0a0" stroked="f"/>
+          <v:rect id="_x0000_i1039" style="width:0;height:1.5pt" o:hralign="center" o:hrstd="t" o:hr="t" fillcolor="#a0a0a0" stroked="f"/>
         </w:pict>
       </w:r>
     </w:p>
@@ -2729,7 +2814,7 @@
     <w:p>
       <w:r>
         <w:pict w14:anchorId="6FA5D319">
-          <v:rect id="_x0000_i1779" style="width:0;height:1.5pt" o:hralign="center" o:hrstd="t" o:hr="t" fillcolor="#a0a0a0" stroked="f"/>
+          <v:rect id="_x0000_i1040" style="width:0;height:1.5pt" o:hralign="center" o:hrstd="t" o:hr="t" fillcolor="#a0a0a0" stroked="f"/>
         </w:pict>
       </w:r>
     </w:p>
@@ -15429,6 +15514,7 @@
   <w:style w:type="character" w:default="1" w:styleId="DefaultParagraphFont">
     <w:name w:val="Default Paragraph Font"/>
     <w:uiPriority w:val="1"/>
+    <w:semiHidden/>
     <w:unhideWhenUsed/>
   </w:style>
   <w:style w:type="table" w:default="1" w:styleId="TableNormal">
